--- a/Communications/SoutheastCon_Communication_02_Short_IR_Communication.docx
+++ b/Communications/SoutheastCon_Communication_02_Short_IR_Communication.docx
@@ -30,6 +30,9 @@
     <w:p>
       <w:pPr>
         <w:pStyle w:val="Heading1"/>
+        <w:tabs>
+          <w:tab w:val="left" w:pos="4452"/>
+        </w:tabs>
         <w:spacing w:line="240" w:lineRule="auto"/>
       </w:pPr>
       <w:r>
@@ -38,6 +41,12 @@
         </w:rPr>
         <w:t>Goal</w:t>
       </w:r>
+      <w:r>
+        <w:rPr>
+          <w:rFonts w:ascii="Calibri" w:eastAsia="Calibri" w:hAnsi="Calibri" w:cs="Calibri"/>
+        </w:rPr>
+        <w:tab/>
+      </w:r>
     </w:p>
     <w:p>
       <w:pPr>
@@ -46,10 +55,21 @@
       <w:r>
         <w:t xml:space="preserve">Replace the physical UART connection used in </w:t>
       </w:r>
+      <w:r>
+        <w:rPr>
+          <w:i/>
+          <w:iCs/>
+        </w:rPr>
+        <w:t>Communication</w:t>
+      </w:r>
+      <w:r>
+        <w:rPr>
+          <w:i/>
+          <w:iCs/>
+        </w:rPr>
+        <w:t xml:space="preserve"> </w:t>
+      </w:r>
       <w:proofErr w:type="spellStart"/>
-      <w:r>
-        <w:t>Communication_</w:t>
-      </w:r>
       <w:r>
         <w:rPr>
           <w:i/>
@@ -74,12 +94,12 @@
         <w:spacing w:line="240" w:lineRule="auto"/>
       </w:pPr>
       <w:r>
-        <w:t xml:space="preserve">Using an infrared light beam as the communication medium also removes the electrical connection between the two processors. In </w:t>
+        <w:t>Using an infrared light beam as the communication medium also removes the electrical connection between the two processors. In Communication</w:t>
+      </w:r>
+      <w:r>
+        <w:t xml:space="preserve"> </w:t>
       </w:r>
       <w:proofErr w:type="spellStart"/>
-      <w:r>
-        <w:t>Communication_</w:t>
-      </w:r>
       <w:r>
         <w:rPr>
           <w:i/>
@@ -123,24 +143,6 @@
         <w:spacing w:line="240" w:lineRule="auto"/>
       </w:pPr>
       <w:r>
-        <w:t>Explain how digital information can be represented by turning an infrared light source on and off.</w:t>
-      </w:r>
-    </w:p>
-    <w:p>
-      <w:pPr>
-        <w:pStyle w:val="ListBullet"/>
-        <w:spacing w:line="240" w:lineRule="auto"/>
-      </w:pPr>
-      <w:r>
-        <w:t>Understand how a light beam can replace a physical electrical connection between two microcontrollers.</w:t>
-      </w:r>
-    </w:p>
-    <w:p>
-      <w:pPr>
-        <w:pStyle w:val="ListBullet"/>
-        <w:spacing w:line="240" w:lineRule="auto"/>
-      </w:pPr>
-      <w:r>
         <w:t>Configure and test a short-distance IR communication link.</w:t>
       </w:r>
     </w:p>
@@ -150,24 +152,42 @@
         <w:spacing w:line="240" w:lineRule="auto"/>
       </w:pPr>
       <w:r>
-        <w:t xml:space="preserve">Compare an infrared communication link with the physical UART connection used in </w:t>
+        <w:t xml:space="preserve">Compare </w:t>
+      </w:r>
+      <w:r>
+        <w:t>the</w:t>
+      </w:r>
+      <w:r>
+        <w:t xml:space="preserve"> infrared communication link with the physical UART connection used in </w:t>
+      </w:r>
+      <w:r>
+        <w:rPr>
+          <w:i/>
+          <w:iCs/>
+        </w:rPr>
+        <w:t>Communication</w:t>
+      </w:r>
+      <w:r>
+        <w:rPr>
+          <w:i/>
+          <w:iCs/>
+        </w:rPr>
+        <w:t> </w:t>
       </w:r>
       <w:proofErr w:type="spellStart"/>
       <w:r>
-        <w:t>Communication_Direct_Serial</w:t>
+        <w:rPr>
+          <w:i/>
+          <w:iCs/>
+        </w:rPr>
+        <w:t>Direct</w:t>
+      </w:r>
+      <w:r>
+        <w:t>_Serial</w:t>
       </w:r>
       <w:proofErr w:type="spellEnd"/>
       <w:r>
         <w:t>.</w:t>
-      </w:r>
-    </w:p>
-    <w:p>
-      <w:pPr>
-        <w:pStyle w:val="ListBullet"/>
-        <w:spacing w:line="240" w:lineRule="auto"/>
-      </w:pPr>
-      <w:r>
-        <w:t>Identify factors that can affect the reliability of an IR communication system.</w:t>
       </w:r>
     </w:p>
     <w:p>
@@ -206,7 +226,19 @@
         <w:spacing w:after="0" w:line="240" w:lineRule="auto"/>
       </w:pPr>
       <w:r>
-        <w:t>Computer with the Arduino and ESP32 IDE</w:t>
+        <w:t>Computer</w:t>
+      </w:r>
+      <w:r>
+        <w:t>(</w:t>
+      </w:r>
+      <w:r>
+        <w:t>s</w:t>
+      </w:r>
+      <w:r>
+        <w:t>)</w:t>
+      </w:r>
+      <w:r>
+        <w:t xml:space="preserve"> with the Arduino and ESP32 IDE</w:t>
       </w:r>
     </w:p>
     <w:p>
@@ -224,7 +256,19 @@
         <w:spacing w:after="0" w:line="240" w:lineRule="auto"/>
       </w:pPr>
       <w:r>
-        <w:t>IR LED</w:t>
+        <w:t>2 x IR LEDs</w:t>
+      </w:r>
+      <w:r>
+        <w:t xml:space="preserve"> and </w:t>
+      </w:r>
+      <w:r>
+        <w:t>2</w:t>
+      </w:r>
+      <w:r>
+        <w:t xml:space="preserve"> </w:t>
+      </w:r>
+      <w:r>
+        <w:t>x IR phototransistors</w:t>
       </w:r>
     </w:p>
     <w:p>
@@ -233,7 +277,16 @@
         <w:spacing w:after="0" w:line="240" w:lineRule="auto"/>
       </w:pPr>
       <w:r>
-        <w:t>IR phototransistor</w:t>
+        <w:t xml:space="preserve">2 × </w:t>
+      </w:r>
+      <w:r>
+        <w:t>33</w:t>
+      </w:r>
+      <w:r>
+        <w:t>0 Ω resistor</w:t>
+      </w:r>
+      <w:r>
+        <w:t>s</w:t>
       </w:r>
     </w:p>
     <w:p>
@@ -242,16 +295,10 @@
         <w:spacing w:after="0" w:line="240" w:lineRule="auto"/>
       </w:pPr>
       <w:r>
-        <w:t>1 × 220 Ω resistor</w:t>
+        <w:t>2 × 10 kΩ resistor</w:t>
       </w:r>
-    </w:p>
-    <w:p>
-      <w:pPr>
-        <w:pStyle w:val="ListBullet"/>
-        <w:spacing w:after="0" w:line="240" w:lineRule="auto"/>
-      </w:pPr>
       <w:r>
-        <w:t>1 × 10 kΩ resistor</w:t>
+        <w:t>s</w:t>
       </w:r>
     </w:p>
     <w:p>
@@ -285,17 +332,45 @@
     <w:p>
       <w:pPr>
         <w:spacing w:line="240" w:lineRule="auto"/>
+      </w:pPr>
+      <w:r>
+        <w:t>If possible, using two laptops will make the tutorial easier, since the Arduino Mega 2560 and ESP32 can be programmed and monitored independently.</w:t>
+      </w:r>
+    </w:p>
+    <w:p>
+      <w:pPr>
+        <w:spacing w:line="240" w:lineRule="auto"/>
         <w:rPr>
-          <w:b/>
-          <w:bCs/>
+          <w:color w:val="FF0000"/>
         </w:rPr>
       </w:pPr>
       <w:r>
         <w:rPr>
           <w:b/>
           <w:bCs/>
+          <w:color w:val="FF0000"/>
         </w:rPr>
-        <w:t>If possible, using two laptops will make the tutorial easier, since the Arduino Mega 2560 and ESP32 can be programmed and monitored independently.</w:t>
+        <w:t>⚠️ IMPORTANT:</w:t>
+      </w:r>
+      <w:r>
+        <w:rPr>
+          <w:color w:val="FF0000"/>
+        </w:rPr>
+        <w:t xml:space="preserve"> The two breadboards are intentionally separate. </w:t>
+      </w:r>
+      <w:r>
+        <w:rPr>
+          <w:b/>
+          <w:bCs/>
+          <w:color w:val="FF0000"/>
+        </w:rPr>
+        <w:t>Do not connect the VCC/positive power rail of the Mega 2560's 5v breadboard to the VCC/positive power rail of the ESP32's 3.3v breadboard.</w:t>
+      </w:r>
+      <w:r>
+        <w:rPr>
+          <w:color w:val="FF0000"/>
+        </w:rPr>
+        <w:t xml:space="preserve"> </w:t>
       </w:r>
     </w:p>
     <w:p>
@@ -317,13 +392,27 @@
       <w:r>
         <w:t xml:space="preserve">In </w:t>
       </w:r>
+      <w:r>
+        <w:rPr>
+          <w:i/>
+          <w:iCs/>
+        </w:rPr>
+        <w:t>Communication</w:t>
+      </w:r>
+      <w:r>
+        <w:rPr>
+          <w:i/>
+          <w:iCs/>
+        </w:rPr>
+        <w:t xml:space="preserve"> </w:t>
+      </w:r>
       <w:proofErr w:type="spellStart"/>
       <w:r>
         <w:rPr>
           <w:i/>
           <w:iCs/>
         </w:rPr>
-        <w:t>Communication_Direct</w:t>
+        <w:t>Direct</w:t>
       </w:r>
       <w:r>
         <w:rPr>
@@ -341,7 +430,6 @@
         <w:spacing w:line="240" w:lineRule="auto"/>
       </w:pPr>
       <w:r>
-        <w:lastRenderedPageBreak/>
         <w:t>In this communication tutorial, we will replace that physical electrical connection with a short-range infrared (IR) optical connection.</w:t>
       </w:r>
     </w:p>
@@ -350,7 +438,17 @@
         <w:spacing w:line="240" w:lineRule="auto"/>
       </w:pPr>
       <w:r>
-        <w:t>For this tutorial, we will use two separate components to create our optical communication link:</w:t>
+        <w:lastRenderedPageBreak/>
+        <w:t xml:space="preserve">For this tutorial, we will use two </w:t>
+      </w:r>
+      <w:r>
+        <w:t xml:space="preserve">electrically isolated </w:t>
+      </w:r>
+      <w:r>
+        <w:t>circuits</w:t>
+      </w:r>
+      <w:r>
+        <w:t xml:space="preserve"> to create our optical communication link:</w:t>
       </w:r>
     </w:p>
     <w:p>
@@ -396,7 +494,31 @@
         <w:spacing w:line="240" w:lineRule="auto"/>
       </w:pPr>
       <w:r>
-        <w:t>The Arduino Mega 2560 provides a digital signal to the IR LED through a 220 Ω current-limiting resistor.</w:t>
+        <w:t xml:space="preserve">The Arduino Mega 2560 provides a digital signal to the IR LED through a </w:t>
+      </w:r>
+      <w:r>
+        <w:t>33</w:t>
+      </w:r>
+      <w:r>
+        <w:t>0 Ω current-limiting resistor</w:t>
+      </w:r>
+      <w:r>
+        <w:t xml:space="preserve"> connected to the MEGA Serial1 TX (D18)</w:t>
+      </w:r>
+      <w:r>
+        <w:t>.</w:t>
+      </w:r>
+      <w:r>
+        <w:t xml:space="preserve"> </w:t>
+      </w:r>
+      <w:r>
+        <w:t xml:space="preserve">When the Arduino output is HIGH, current flows through the IR LED and it produces infrared light. When the output is LOW, the IR LED </w:t>
+      </w:r>
+      <w:r>
+        <w:t xml:space="preserve">is </w:t>
+      </w:r>
+      <w:r>
+        <w:t>off.</w:t>
       </w:r>
     </w:p>
     <w:p>
@@ -404,27 +526,22 @@
         <w:spacing w:line="240" w:lineRule="auto"/>
       </w:pPr>
       <w:r>
-        <w:t>When the Arduino output is HIGH, current flows through the IR LED and it produces infrared light. When the output is LOW, the IR LED is off.</w:t>
-      </w:r>
-    </w:p>
-    <w:p>
-      <w:pPr>
-        <w:spacing w:line="240" w:lineRule="auto"/>
-      </w:pPr>
-      <w:r>
-        <w:t>The phototransistor on the receiving side detects the changes in infrared light. A 10 kΩ pull-up resistor converts the phototransistor's changing conduction into a voltage that can be read by the ESP32.</w:t>
-      </w:r>
-    </w:p>
-    <w:p>
-      <w:pPr>
-        <w:spacing w:line="240" w:lineRule="auto"/>
-      </w:pPr>
-      <w:r>
-        <w:t xml:space="preserve">The complete communication path is: </w:t>
+        <w:t xml:space="preserve">The phototransistor on the </w:t>
       </w:r>
       <w:r>
-        <w:br/>
-        <w:t>Arduino Mega 2560 GPIO → IR LED → infrared light → IR phototransistor → ESP32 GPIO.</w:t>
+        <w:t xml:space="preserve">ESP32 </w:t>
+      </w:r>
+      <w:r>
+        <w:t>receiving side detects the changes in infrared light. A 10 kΩ pull-</w:t>
+      </w:r>
+      <w:r>
+        <w:t>down</w:t>
+      </w:r>
+      <w:r>
+        <w:t xml:space="preserve"> resistor</w:t>
+      </w:r>
+      <w:r>
+        <w:t xml:space="preserve"> keeps the ESP32 RX (GPIO16) held LOW until the infrared light beam is detected, which pulls it HIGH.</w:t>
       </w:r>
     </w:p>
     <w:p>
@@ -445,10 +562,10 @@
           <w:noProof/>
         </w:rPr>
         <w:drawing>
-          <wp:inline distT="0" distB="0" distL="0" distR="0" wp14:anchorId="2CE7E636" wp14:editId="57777B1C">
-            <wp:extent cx="6400800" cy="2696845"/>
+          <wp:inline distT="0" distB="0" distL="0" distR="0" wp14:anchorId="5CFF9F5A" wp14:editId="11F97F9A">
+            <wp:extent cx="6400800" cy="2788920"/>
             <wp:effectExtent l="0" t="0" r="0" b="0"/>
-            <wp:docPr id="1" name="Picture 2"/>
+            <wp:docPr id="1" name="Picture 1"/>
             <wp:cNvGraphicFramePr>
               <a:graphicFrameLocks xmlns:a="http://schemas.openxmlformats.org/drawingml/2006/main" noChangeAspect="1"/>
             </wp:cNvGraphicFramePr>
@@ -456,26 +573,29 @@
               <a:graphicData uri="http://schemas.openxmlformats.org/drawingml/2006/picture">
                 <pic:pic xmlns:pic="http://schemas.openxmlformats.org/drawingml/2006/picture">
                   <pic:nvPicPr>
-                    <pic:cNvPr id="1" name="Picture 2"/>
-                    <pic:cNvPicPr>
-                      <a:picLocks noChangeAspect="1" noChangeArrowheads="1"/>
-                    </pic:cNvPicPr>
+                    <pic:cNvPr id="1" name="Picture 1"/>
+                    <pic:cNvPicPr/>
                   </pic:nvPicPr>
                   <pic:blipFill>
-                    <a:blip r:embed="rId8"/>
+                    <a:blip r:embed="rId8">
+                      <a:extLst>
+                        <a:ext uri="{28A0092B-C50C-407E-A947-70E740481C1C}">
+                          <a14:useLocalDpi xmlns:a14="http://schemas.microsoft.com/office/drawing/2010/main" val="0"/>
+                        </a:ext>
+                      </a:extLst>
+                    </a:blip>
                     <a:stretch>
                       <a:fillRect/>
                     </a:stretch>
                   </pic:blipFill>
-                  <pic:spPr bwMode="auto">
+                  <pic:spPr>
                     <a:xfrm>
                       <a:off x="0" y="0"/>
-                      <a:ext cx="6400800" cy="2696845"/>
+                      <a:ext cx="6400800" cy="2788920"/>
                     </a:xfrm>
                     <a:prstGeom prst="rect">
                       <a:avLst/>
                     </a:prstGeom>
-                    <a:noFill/>
                   </pic:spPr>
                 </pic:pic>
               </a:graphicData>
@@ -486,55 +606,8 @@
     </w:p>
     <w:p>
       <w:pPr>
-        <w:pStyle w:val="Heading3"/>
         <w:spacing w:line="240" w:lineRule="auto"/>
-      </w:pPr>
-      <w:r>
-        <w:rPr>
-          <w:rFonts w:ascii="Calibri" w:eastAsia="Calibri" w:hAnsi="Calibri" w:cs="Calibri"/>
-        </w:rPr>
-        <w:t>Basic Circuit</w:t>
-      </w:r>
-    </w:p>
-    <w:p>
-      <w:pPr>
-        <w:spacing w:line="240" w:lineRule="auto"/>
-      </w:pPr>
-      <w:r>
-        <w:t xml:space="preserve">Arduino side: the Mega 2560 GPIO drives the IR LED through the 220 Ω current-limiting resistor. </w:t>
-      </w:r>
-    </w:p>
-    <w:p>
-      <w:pPr>
-        <w:spacing w:line="240" w:lineRule="auto"/>
-      </w:pPr>
-      <w:r>
-        <w:t>For the UART-based test, Serial1 TX on the Mega 2560 (pin 18) drives the IR transmitter. The phototransistor output is connected to the ESP32 UART receive input used by Serial2. The USB serial interfaces (Serial on the ESP32 and the computer connection on the Mega 2560) are used for monitoring and are separate from the optical data path.</w:t>
-      </w:r>
-    </w:p>
-    <w:p>
-      <w:pPr>
-        <w:spacing w:line="240" w:lineRule="auto"/>
-      </w:pPr>
-      <w:r>
-        <w:t>Receiver side: the 10 kΩ resistor pulls the phototransistor/GPIO node up to 3.3v.</w:t>
-      </w:r>
-    </w:p>
-    <w:p>
-      <w:pPr>
-        <w:pStyle w:val="Heading3"/>
-        <w:spacing w:line="240" w:lineRule="auto"/>
-      </w:pPr>
-      <w:r>
-        <w:rPr>
-          <w:rFonts w:ascii="Calibri" w:eastAsia="Calibri" w:hAnsi="Calibri" w:cs="Calibri"/>
-        </w:rPr>
-        <w:t>Ground and Power Connections</w:t>
-      </w:r>
-    </w:p>
-    <w:p>
-      <w:pPr>
-        <w:spacing w:line="240" w:lineRule="auto"/>
+        <w:jc w:val="center"/>
         <w:rPr>
           <w:b/>
           <w:color w:val="FF0000"/>
@@ -545,197 +618,7 @@
           <w:b/>
           <w:color w:val="FF0000"/>
         </w:rPr>
-        <w:t>DO NOT CONNECT THE POWER SUPPLIES VCC or GND TOGETHER. THEY ARE ONLY COMMUNICATING VIA AN INFRARED LIGHT BEAM.</w:t>
-      </w:r>
-    </w:p>
-    <w:p/>
-    <w:p/>
-    <w:p>
-      <w:pPr>
-        <w:tabs>
-          <w:tab w:val="left" w:pos="3516"/>
-        </w:tabs>
-      </w:pPr>
-      <w:r>
-        <w:tab/>
-      </w:r>
-    </w:p>
-    <w:p>
-      <w:pPr>
-        <w:pStyle w:val="Heading3"/>
-        <w:spacing w:line="240" w:lineRule="auto"/>
-      </w:pPr>
-      <w:r>
-        <w:rPr>
-          <w:rFonts w:ascii="Calibri" w:eastAsia="Calibri" w:hAnsi="Calibri" w:cs="Calibri"/>
-        </w:rPr>
-        <w:t>Arduino Mega 2560 — Transmitter Program</w:t>
-      </w:r>
-    </w:p>
-    <w:p>
-      <w:pPr>
-        <w:pStyle w:val="Code"/>
-        <w:pBdr>
-          <w:top w:val="single" w:sz="8" w:space="4" w:color="000000"/>
-          <w:left w:val="single" w:sz="8" w:space="4" w:color="000000"/>
-          <w:bottom w:val="single" w:sz="8" w:space="4" w:color="000000"/>
-          <w:right w:val="single" w:sz="8" w:space="4" w:color="000000"/>
-        </w:pBdr>
-        <w:shd w:val="clear" w:color="auto" w:fill="F2F2F2"/>
-        <w:spacing w:line="240" w:lineRule="auto"/>
-      </w:pPr>
-      <w:r>
-        <w:t>// Arduino Mega 2560 transmitter</w:t>
-      </w:r>
-      <w:r>
-        <w:br/>
-        <w:t xml:space="preserve">void </w:t>
-      </w:r>
-      <w:proofErr w:type="gramStart"/>
-      <w:r>
-        <w:t>setup(</w:t>
-      </w:r>
-      <w:proofErr w:type="gramEnd"/>
-      <w:r>
-        <w:t>)</w:t>
-      </w:r>
-      <w:r>
-        <w:br/>
-        <w:t>{</w:t>
-      </w:r>
-      <w:r>
-        <w:br/>
-        <w:t xml:space="preserve">  Serial1.begin(9600);</w:t>
-      </w:r>
-      <w:r>
-        <w:br/>
-        <w:t>}</w:t>
-      </w:r>
-      <w:r>
-        <w:br/>
-      </w:r>
-      <w:r>
-        <w:br/>
-        <w:t>void loop()</w:t>
-      </w:r>
-      <w:r>
-        <w:br/>
-        <w:t>{</w:t>
-      </w:r>
-      <w:r>
-        <w:br/>
-        <w:t xml:space="preserve">  Serial1.println("Hello from Mega 2560");</w:t>
-      </w:r>
-      <w:r>
-        <w:br/>
-        <w:t xml:space="preserve">  delay(1000);</w:t>
-      </w:r>
-      <w:r>
-        <w:br/>
-        <w:t>}</w:t>
-      </w:r>
-    </w:p>
-    <w:p>
-      <w:pPr>
-        <w:pStyle w:val="Heading3"/>
-        <w:spacing w:line="240" w:lineRule="auto"/>
-      </w:pPr>
-      <w:r>
-        <w:rPr>
-          <w:rFonts w:ascii="Calibri" w:eastAsia="Calibri" w:hAnsi="Calibri" w:cs="Calibri"/>
-        </w:rPr>
-        <w:t>ESP32 — Receiver Program</w:t>
-      </w:r>
-    </w:p>
-    <w:p>
-      <w:pPr>
-        <w:pStyle w:val="Code"/>
-        <w:pBdr>
-          <w:top w:val="single" w:sz="8" w:space="4" w:color="000000"/>
-          <w:left w:val="single" w:sz="8" w:space="4" w:color="000000"/>
-          <w:bottom w:val="single" w:sz="8" w:space="4" w:color="000000"/>
-          <w:right w:val="single" w:sz="8" w:space="4" w:color="000000"/>
-        </w:pBdr>
-        <w:shd w:val="clear" w:color="auto" w:fill="F2F2F2"/>
-        <w:spacing w:line="240" w:lineRule="auto"/>
-      </w:pPr>
-      <w:r>
-        <w:t>// ESP32 receiver</w:t>
-      </w:r>
-      <w:r>
-        <w:br/>
-        <w:t xml:space="preserve">void </w:t>
-      </w:r>
-      <w:proofErr w:type="gramStart"/>
-      <w:r>
-        <w:t>setup(</w:t>
-      </w:r>
-      <w:proofErr w:type="gramEnd"/>
-      <w:r>
-        <w:t>)</w:t>
-      </w:r>
-      <w:r>
-        <w:br/>
-        <w:t>{</w:t>
-      </w:r>
-      <w:r>
-        <w:br/>
-        <w:t xml:space="preserve">  </w:t>
-      </w:r>
-      <w:proofErr w:type="spellStart"/>
-      <w:r>
-        <w:t>Serial.begin</w:t>
-      </w:r>
-      <w:proofErr w:type="spellEnd"/>
-      <w:r>
-        <w:t>(115200);</w:t>
-      </w:r>
-      <w:r>
-        <w:br/>
-        <w:t xml:space="preserve">  Serial2.begin(9600);</w:t>
-      </w:r>
-      <w:r>
-        <w:br/>
-        <w:t>}</w:t>
-      </w:r>
-      <w:r>
-        <w:br/>
-      </w:r>
-      <w:r>
-        <w:br/>
-        <w:t>void loop()</w:t>
-      </w:r>
-      <w:r>
-        <w:br/>
-        <w:t>{</w:t>
-      </w:r>
-      <w:r>
-        <w:br/>
-        <w:t xml:space="preserve">  while (Serial2.available())</w:t>
-      </w:r>
-      <w:r>
-        <w:br/>
-        <w:t xml:space="preserve">  {</w:t>
-      </w:r>
-      <w:r>
-        <w:br/>
-        <w:t xml:space="preserve">    </w:t>
-      </w:r>
-      <w:proofErr w:type="spellStart"/>
-      <w:r>
-        <w:t>Serial.write</w:t>
-      </w:r>
-      <w:proofErr w:type="spellEnd"/>
-      <w:r>
-        <w:t>(Serial2.read());</w:t>
-      </w:r>
-      <w:r>
-        <w:br/>
-        <w:t xml:space="preserve">  }</w:t>
-      </w:r>
-      <w:r>
-        <w:br/>
-        <w:t>}</w:t>
+        <w:t>DO NOT CONNECT THE POWER SUPPLIES VCC or GND TOGETHER.</w:t>
       </w:r>
     </w:p>
     <w:p>
@@ -757,10 +640,21 @@
       <w:r>
         <w:t xml:space="preserve">Use the same transmitter and receiver programs from the previous tutorial, </w:t>
       </w:r>
+      <w:r>
+        <w:rPr>
+          <w:i/>
+          <w:iCs/>
+        </w:rPr>
+        <w:t>Communication</w:t>
+      </w:r>
+      <w:r>
+        <w:rPr>
+          <w:i/>
+          <w:iCs/>
+        </w:rPr>
+        <w:t xml:space="preserve"> </w:t>
+      </w:r>
       <w:proofErr w:type="spellStart"/>
-      <w:r>
-        <w:t>Communication_</w:t>
-      </w:r>
       <w:r>
         <w:rPr>
           <w:i/>
@@ -777,7 +671,19 @@
         <w:spacing w:line="240" w:lineRule="auto"/>
       </w:pPr>
       <w:r>
-        <w:t>Load the transmitter program onto the Arduino Mega 2560 and the receiver program onto the ESP32. Position the IR LED and IR phototransistor facing each other, no more than 1 inch apart, and use a piece of dark paper wrapped into a tube around both components to shield them from other light sources in the room.</w:t>
+        <w:t xml:space="preserve">Load the transmitter program onto the Arduino Mega 2560 and the receiver program onto the ESP32. Position the IR LED and IR phototransistor facing each other, no more than </w:t>
+      </w:r>
+      <w:r>
+        <w:t>2</w:t>
+      </w:r>
+      <w:r>
+        <w:t xml:space="preserve"> inch</w:t>
+      </w:r>
+      <w:r>
+        <w:t>es</w:t>
+      </w:r>
+      <w:r>
+        <w:t xml:space="preserve"> apart, and use a piece of dark paper wrapped into a tube around both components to shield them from other light sources in the room.</w:t>
       </w:r>
     </w:p>
     <w:p>
@@ -813,63 +719,72 @@
           <w:rFonts w:eastAsiaTheme="minorEastAsia"/>
           <w:szCs w:val="24"/>
         </w:rPr>
-        <w:t xml:space="preserve">A second set of IR LEDs and IR phototransistors can be added to allow communication back the other way. The second IR LED and phototransistor should be arranged in the same way as the first pair: facing each other, no more than 2 inches apart, with their own paper tube. </w:t>
-      </w:r>
-    </w:p>
-    <w:p>
-      <w:pPr>
-        <w:spacing w:line="240" w:lineRule="auto"/>
-        <w:rPr>
-          <w:rFonts w:eastAsiaTheme="minorEastAsia"/>
-          <w:szCs w:val="24"/>
-        </w:rPr>
-      </w:pPr>
-      <w:r>
-        <w:rPr>
-          <w:rFonts w:eastAsiaTheme="minorEastAsia"/>
-          <w:szCs w:val="24"/>
-        </w:rPr>
-        <w:t xml:space="preserve">Keep the two optical paths physically separated. Each paper tube should shield its own IR LED and IR phototransistor from external light sources and from the infrared light produced by the other communication path. </w:t>
-      </w:r>
-    </w:p>
-    <w:p>
-      <w:pPr>
-        <w:spacing w:line="240" w:lineRule="auto"/>
-        <w:rPr>
-          <w:rFonts w:eastAsiaTheme="minorEastAsia"/>
-          <w:szCs w:val="24"/>
-        </w:rPr>
-      </w:pPr>
-      <w:r>
-        <w:rPr>
-          <w:rFonts w:eastAsiaTheme="minorEastAsia"/>
-          <w:szCs w:val="24"/>
-        </w:rPr>
-        <w:t xml:space="preserve">This creates a two-way infrared communication link, with one optical path carrying information from the Arduino Mega 2560 to the ESP32 and a second optical path carrying information from the ESP32 back to the Arduino Mega 2560. </w:t>
-      </w:r>
-    </w:p>
-    <w:p>
-      <w:pPr>
-        <w:spacing w:line="240" w:lineRule="auto"/>
-        <w:rPr>
-          <w:rFonts w:eastAsiaTheme="minorEastAsia"/>
-          <w:szCs w:val="24"/>
-        </w:rPr>
-      </w:pPr>
-      <w:r>
-        <w:rPr>
-          <w:rFonts w:eastAsiaTheme="minorEastAsia"/>
-          <w:szCs w:val="24"/>
-        </w:rPr>
-        <w:t xml:space="preserve">This is important if the receiver needs to send a negative acknowledgement (NACK) to the sender when a message is ill-formed or a packet is missing. If this happens, the sender can then retransmit the packet to the receiver. The </w:t>
+        <w:t>For an optional two-way implementation, a second set of IR LEDs and phototransistors, along with the required resistors, will also be needed</w:t>
       </w:r>
       <w:r>
         <w:rPr>
           <w:rFonts w:eastAsiaTheme="minorEastAsia"/>
           <w:szCs w:val="24"/>
         </w:rPr>
+        <w:t>.</w:t>
+      </w:r>
+      <w:r>
+        <w:rPr>
+          <w:rFonts w:eastAsiaTheme="minorEastAsia"/>
+          <w:szCs w:val="24"/>
+        </w:rPr>
+        <w:t xml:space="preserve"> Determine how you would connect and configure the second optical path so that the ESP32 can transmit to the Arduino Mega 2560. Use what you learned in the previous tutorial to determine the appropriate UART connections and signal paths.</w:t>
+      </w:r>
+    </w:p>
+    <w:p>
+      <w:pPr>
+        <w:tabs>
+          <w:tab w:val="left" w:pos="3379"/>
+        </w:tabs>
+        <w:rPr>
+          <w:rFonts w:eastAsiaTheme="minorEastAsia"/>
+          <w:szCs w:val="24"/>
+        </w:rPr>
+      </w:pPr>
+      <w:r>
+        <w:rPr>
+          <w:rFonts w:eastAsiaTheme="minorEastAsia"/>
+          <w:szCs w:val="24"/>
+        </w:rPr>
+        <w:tab/>
+      </w:r>
+    </w:p>
+    <w:p>
+      <w:pPr>
+        <w:spacing w:line="240" w:lineRule="auto"/>
+        <w:rPr>
+          <w:rFonts w:eastAsiaTheme="minorEastAsia"/>
+          <w:szCs w:val="24"/>
+        </w:rPr>
+      </w:pPr>
+      <w:r>
+        <w:rPr>
+          <w:rFonts w:eastAsiaTheme="minorEastAsia"/>
+          <w:szCs w:val="24"/>
+        </w:rPr>
         <w:lastRenderedPageBreak/>
-        <w:t>receiver can also send a positive acknowledgment (ACK) to the sender to indicate that the packet was received correctly.</w:t>
+        <w:t xml:space="preserve">Keep the two optical paths physically separated. Each paper tube should shield its own IR LED and IR phototransistor from external light sources and from the infrared light produced by the other communication path. </w:t>
+      </w:r>
+    </w:p>
+    <w:p>
+      <w:pPr>
+        <w:spacing w:line="240" w:lineRule="auto"/>
+        <w:rPr>
+          <w:rFonts w:eastAsiaTheme="minorEastAsia"/>
+          <w:szCs w:val="24"/>
+        </w:rPr>
+      </w:pPr>
+      <w:r>
+        <w:rPr>
+          <w:rFonts w:eastAsiaTheme="minorEastAsia"/>
+          <w:szCs w:val="24"/>
+        </w:rPr>
+        <w:t xml:space="preserve">With both optical paths operating, this creates a two-way infrared communication link, with one optical path carrying information from the Arduino Mega 2560 to the ESP32 and a second optical path carrying information from the ESP32 back to the Arduino Mega 2560. </w:t>
       </w:r>
     </w:p>
     <w:p>
@@ -881,7 +796,19 @@
         <w:rPr>
           <w:rFonts w:ascii="Calibri" w:eastAsia="Calibri" w:hAnsi="Calibri" w:cs="Calibri"/>
         </w:rPr>
-        <w:t>Part 4 — Experiments</w:t>
+        <w:t xml:space="preserve">Part 4 — </w:t>
+      </w:r>
+      <w:r>
+        <w:rPr>
+          <w:rFonts w:ascii="Calibri" w:eastAsia="Calibri" w:hAnsi="Calibri" w:cs="Calibri"/>
+        </w:rPr>
+        <w:t xml:space="preserve">Further </w:t>
+      </w:r>
+      <w:r>
+        <w:rPr>
+          <w:rFonts w:ascii="Calibri" w:eastAsia="Calibri" w:hAnsi="Calibri" w:cs="Calibri"/>
+        </w:rPr>
+        <w:t>Experiments</w:t>
       </w:r>
     </w:p>
     <w:p>
@@ -1041,9 +968,18 @@
         <w:t>In the next communication tutorials, we will increase the distance between the two devices and introduce modulation of the infrared signal, as well as error detection. Modulation will help the receiver distinguish the intended communication signal from unwanted light and improve the system's resistance to light noise, and error detection will help determine that a message was not received properly and should be resent.</w:t>
       </w:r>
     </w:p>
+    <w:p>
+      <w:pPr>
+        <w:spacing w:line="240" w:lineRule="auto"/>
+      </w:pPr>
+    </w:p>
     <w:sectPr>
-      <w:footerReference w:type="default" r:id="rId9"/>
-      <w:footerReference w:type="first" r:id="rId10"/>
+      <w:headerReference w:type="even" r:id="rId9"/>
+      <w:headerReference w:type="default" r:id="rId10"/>
+      <w:footerReference w:type="even" r:id="rId11"/>
+      <w:footerReference w:type="default" r:id="rId12"/>
+      <w:headerReference w:type="first" r:id="rId13"/>
+      <w:footerReference w:type="first" r:id="rId14"/>
       <w:pgSz w:w="12240" w:h="15840"/>
       <w:pgMar w:top="936" w:right="1080" w:bottom="936" w:left="1080" w:header="720" w:footer="720" w:gutter="0"/>
       <w:cols w:space="720"/>
@@ -1085,6 +1021,16 @@
   <w:p>
     <w:pPr>
       <w:pStyle w:val="Footer"/>
+    </w:pPr>
+  </w:p>
+</w:ftr>
+</file>
+
+<file path=word/footer2.xml><?xml version="1.0" encoding="utf-8"?>
+<w:ftr xmlns:wpc="http://schemas.microsoft.com/office/word/2010/wordprocessingCanvas" xmlns:cx="http://schemas.microsoft.com/office/drawing/2014/chartex" xmlns:cx1="http://schemas.microsoft.com/office/drawing/2015/9/8/chartex" xmlns:cx2="http://schemas.microsoft.com/office/drawing/2015/10/21/chartex" xmlns:cx3="http://schemas.microsoft.com/office/drawing/2016/5/9/chartex" xmlns:cx4="http://schemas.microsoft.com/office/drawing/2016/5/10/chartex" xmlns:cx5="http://schemas.microsoft.com/office/drawing/2016/5/11/chartex" xmlns:cx6="http://schemas.microsoft.com/office/drawing/2016/5/12/chartex" xmlns:cx7="http://schemas.microsoft.com/office/drawing/2016/5/13/chartex" xmlns:cx8="http://schemas.microsoft.com/office/drawing/2016/5/14/chartex" xmlns:mc="http://schemas.openxmlformats.org/markup-compatibility/2006" xmlns:aink="http://schemas.microsoft.com/office/drawing/2016/ink" xmlns:am3d="http://schemas.microsoft.com/office/drawing/2017/model3d" xmlns:o="urn:schemas-microsoft-com:office:office" xmlns:oel="http://schemas.microsoft.com/office/2019/extlst" xmlns:r="http://schemas.openxmlformats.org/officeDocument/2006/relationships" xmlns:m="http://schemas.openxmlformats.org/officeDocument/2006/math" xmlns:v="urn:schemas-microsoft-com:vml" xmlns:wp14="http://schemas.microsoft.com/office/word/2010/wordprocessingDrawing" xmlns:wp="http://schemas.openxmlformats.org/drawingml/2006/wordprocessingDrawing" xmlns:w10="urn:schemas-microsoft-com:office:word" xmlns:w="http://schemas.openxmlformats.org/wordprocessingml/2006/main" xmlns:w14="http://schemas.microsoft.com/office/word/2010/wordml" xmlns:w15="http://schemas.microsoft.com/office/word/2012/wordml" xmlns:w16cex="http://schemas.microsoft.com/office/word/2018/wordml/cex" xmlns:w16cid="http://schemas.microsoft.com/office/word/2016/wordml/cid" xmlns:w16="http://schemas.microsoft.com/office/word/2018/wordml" xmlns:w16sdtdh="http://schemas.microsoft.com/office/word/2020/wordml/sdtdatahash" xmlns:w16se="http://schemas.microsoft.com/office/word/2015/wordml/symex" xmlns:wpg="http://schemas.microsoft.com/office/word/2010/wordprocessingGroup" xmlns:wpi="http://schemas.microsoft.com/office/word/2010/wordprocessingInk" xmlns:wne="http://schemas.microsoft.com/office/word/2006/wordml" xmlns:wps="http://schemas.microsoft.com/office/word/2010/wordprocessingShape" mc:Ignorable="w14 w15 w16se w16cid w16 w16cex w16sdtdh wp14">
+  <w:p>
+    <w:pPr>
+      <w:pStyle w:val="Footer"/>
       <w:pBdr>
         <w:top w:val="single" w:sz="6" w:space="4" w:color="BFBFBF"/>
       </w:pBdr>
@@ -1095,13 +1041,25 @@
       <w:rPr>
         <w:sz w:val="18"/>
       </w:rPr>
-      <w:t>Communication</w:t>
+      <w:t>Communicatio</w:t>
     </w:r>
     <w:r>
       <w:rPr>
         <w:sz w:val="18"/>
       </w:rPr>
-      <w:t>_02</w:t>
+      <w:t xml:space="preserve">n </w:t>
+    </w:r>
+    <w:r>
+      <w:rPr>
+        <w:sz w:val="18"/>
+      </w:rPr>
+      <w:t>0</w:t>
+    </w:r>
+    <w:r>
+      <w:rPr>
+        <w:sz w:val="18"/>
+      </w:rPr>
+      <w:t>2</w:t>
     </w:r>
     <w:r>
       <w:rPr>
@@ -1128,7 +1086,7 @@
 </w:ftr>
 </file>
 
-<file path=word/footer2.xml><?xml version="1.0" encoding="utf-8"?>
+<file path=word/footer3.xml><?xml version="1.0" encoding="utf-8"?>
 <w:ftr xmlns:wpc="http://schemas.microsoft.com/office/word/2010/wordprocessingCanvas" xmlns:cx="http://schemas.microsoft.com/office/drawing/2014/chartex" xmlns:cx1="http://schemas.microsoft.com/office/drawing/2015/9/8/chartex" xmlns:cx2="http://schemas.microsoft.com/office/drawing/2015/10/21/chartex" xmlns:cx3="http://schemas.microsoft.com/office/drawing/2016/5/9/chartex" xmlns:cx4="http://schemas.microsoft.com/office/drawing/2016/5/10/chartex" xmlns:cx5="http://schemas.microsoft.com/office/drawing/2016/5/11/chartex" xmlns:cx6="http://schemas.microsoft.com/office/drawing/2016/5/12/chartex" xmlns:cx7="http://schemas.microsoft.com/office/drawing/2016/5/13/chartex" xmlns:cx8="http://schemas.microsoft.com/office/drawing/2016/5/14/chartex" xmlns:mc="http://schemas.openxmlformats.org/markup-compatibility/2006" xmlns:aink="http://schemas.microsoft.com/office/drawing/2016/ink" xmlns:am3d="http://schemas.microsoft.com/office/drawing/2017/model3d" xmlns:o="urn:schemas-microsoft-com:office:office" xmlns:oel="http://schemas.microsoft.com/office/2019/extlst" xmlns:r="http://schemas.openxmlformats.org/officeDocument/2006/relationships" xmlns:m="http://schemas.openxmlformats.org/officeDocument/2006/math" xmlns:v="urn:schemas-microsoft-com:vml" xmlns:wp14="http://schemas.microsoft.com/office/word/2010/wordprocessingDrawing" xmlns:wp="http://schemas.openxmlformats.org/drawingml/2006/wordprocessingDrawing" xmlns:w10="urn:schemas-microsoft-com:office:word" xmlns:w="http://schemas.openxmlformats.org/wordprocessingml/2006/main" xmlns:w14="http://schemas.microsoft.com/office/word/2010/wordml" xmlns:w15="http://schemas.microsoft.com/office/word/2012/wordml" xmlns:w16cex="http://schemas.microsoft.com/office/word/2018/wordml/cex" xmlns:w16cid="http://schemas.microsoft.com/office/word/2016/wordml/cid" xmlns:w16="http://schemas.microsoft.com/office/word/2018/wordml" xmlns:w16sdtdh="http://schemas.microsoft.com/office/word/2020/wordml/sdtdatahash" xmlns:w16se="http://schemas.microsoft.com/office/word/2015/wordml/symex" xmlns:wpg="http://schemas.microsoft.com/office/word/2010/wordprocessingGroup" xmlns:wpi="http://schemas.microsoft.com/office/word/2010/wordprocessingInk" xmlns:wne="http://schemas.microsoft.com/office/word/2006/wordml" xmlns:wps="http://schemas.microsoft.com/office/word/2010/wordprocessingShape" mc:Ignorable="w14 w15 w16se w16cid w16 w16cex w16sdtdh wp14">
   <w:p>
     <w:pPr>
@@ -1182,7 +1140,56 @@
       <w:rPr>
         <w:sz w:val="18"/>
       </w:rPr>
-      <w:t>Last modified: September 12, 2026 5:19 PM EDT * Rodney Radford</w:t>
+      <w:t xml:space="preserve">Last modified: </w:t>
+    </w:r>
+    <w:r>
+      <w:rPr>
+        <w:sz w:val="18"/>
+      </w:rPr>
+      <w:fldChar w:fldCharType="begin"/>
+    </w:r>
+    <w:r>
+      <w:rPr>
+        <w:sz w:val="18"/>
+      </w:rPr>
+      <w:instrText xml:space="preserve"> </w:instrText>
+    </w:r>
+    <w:r>
+      <w:rPr>
+        <w:sz w:val="18"/>
+      </w:rPr>
+      <w:instrText>SAVEDATE \@ "MMMM d, yyyy h:mm AM/PM"</w:instrText>
+    </w:r>
+    <w:r>
+      <w:rPr>
+        <w:sz w:val="18"/>
+      </w:rPr>
+      <w:instrText xml:space="preserve"> </w:instrText>
+    </w:r>
+    <w:r>
+      <w:rPr>
+        <w:sz w:val="18"/>
+      </w:rPr>
+      <w:fldChar w:fldCharType="separate"/>
+    </w:r>
+    <w:r>
+      <w:rPr>
+        <w:noProof/>
+        <w:sz w:val="18"/>
+      </w:rPr>
+      <w:t>October 2, 2026 7:44 PM</w:t>
+    </w:r>
+    <w:r>
+      <w:rPr>
+        <w:sz w:val="18"/>
+      </w:rPr>
+      <w:fldChar w:fldCharType="end"/>
+    </w:r>
+    <w:r>
+      <w:rPr>
+        <w:sz w:val="18"/>
+      </w:rPr>
+      <w:t xml:space="preserve"> * Rodney Radford</w:t>
     </w:r>
   </w:p>
 </w:ftr>
@@ -1211,6 +1218,36 @@
     </w:p>
   </w:footnote>
 </w:footnotes>
+</file>
+
+<file path=word/header1.xml><?xml version="1.0" encoding="utf-8"?>
+<w:hdr xmlns:wpc="http://schemas.microsoft.com/office/word/2010/wordprocessingCanvas" xmlns:cx="http://schemas.microsoft.com/office/drawing/2014/chartex" xmlns:cx1="http://schemas.microsoft.com/office/drawing/2015/9/8/chartex" xmlns:cx2="http://schemas.microsoft.com/office/drawing/2015/10/21/chartex" xmlns:cx3="http://schemas.microsoft.com/office/drawing/2016/5/9/chartex" xmlns:cx4="http://schemas.microsoft.com/office/drawing/2016/5/10/chartex" xmlns:cx5="http://schemas.microsoft.com/office/drawing/2016/5/11/chartex" xmlns:cx6="http://schemas.microsoft.com/office/drawing/2016/5/12/chartex" xmlns:cx7="http://schemas.microsoft.com/office/drawing/2016/5/13/chartex" xmlns:cx8="http://schemas.microsoft.com/office/drawing/2016/5/14/chartex" xmlns:mc="http://schemas.openxmlformats.org/markup-compatibility/2006" xmlns:aink="http://schemas.microsoft.com/office/drawing/2016/ink" xmlns:am3d="http://schemas.microsoft.com/office/drawing/2017/model3d" xmlns:o="urn:schemas-microsoft-com:office:office" xmlns:oel="http://schemas.microsoft.com/office/2019/extlst" xmlns:r="http://schemas.openxmlformats.org/officeDocument/2006/relationships" xmlns:m="http://schemas.openxmlformats.org/officeDocument/2006/math" xmlns:v="urn:schemas-microsoft-com:vml" xmlns:wp14="http://schemas.microsoft.com/office/word/2010/wordprocessingDrawing" xmlns:wp="http://schemas.openxmlformats.org/drawingml/2006/wordprocessingDrawing" xmlns:w10="urn:schemas-microsoft-com:office:word" xmlns:w="http://schemas.openxmlformats.org/wordprocessingml/2006/main" xmlns:w14="http://schemas.microsoft.com/office/word/2010/wordml" xmlns:w15="http://schemas.microsoft.com/office/word/2012/wordml" xmlns:w16cex="http://schemas.microsoft.com/office/word/2018/wordml/cex" xmlns:w16cid="http://schemas.microsoft.com/office/word/2016/wordml/cid" xmlns:w16="http://schemas.microsoft.com/office/word/2018/wordml" xmlns:w16sdtdh="http://schemas.microsoft.com/office/word/2020/wordml/sdtdatahash" xmlns:w16se="http://schemas.microsoft.com/office/word/2015/wordml/symex" xmlns:wpg="http://schemas.microsoft.com/office/word/2010/wordprocessingGroup" xmlns:wpi="http://schemas.microsoft.com/office/word/2010/wordprocessingInk" xmlns:wne="http://schemas.microsoft.com/office/word/2006/wordml" xmlns:wps="http://schemas.microsoft.com/office/word/2010/wordprocessingShape" mc:Ignorable="w14 w15 w16se w16cid w16 w16cex w16sdtdh wp14">
+  <w:p>
+    <w:pPr>
+      <w:pStyle w:val="Header"/>
+    </w:pPr>
+  </w:p>
+</w:hdr>
+</file>
+
+<file path=word/header2.xml><?xml version="1.0" encoding="utf-8"?>
+<w:hdr xmlns:wpc="http://schemas.microsoft.com/office/word/2010/wordprocessingCanvas" xmlns:cx="http://schemas.microsoft.com/office/drawing/2014/chartex" xmlns:cx1="http://schemas.microsoft.com/office/drawing/2015/9/8/chartex" xmlns:cx2="http://schemas.microsoft.com/office/drawing/2015/10/21/chartex" xmlns:cx3="http://schemas.microsoft.com/office/drawing/2016/5/9/chartex" xmlns:cx4="http://schemas.microsoft.com/office/drawing/2016/5/10/chartex" xmlns:cx5="http://schemas.microsoft.com/office/drawing/2016/5/11/chartex" xmlns:cx6="http://schemas.microsoft.com/office/drawing/2016/5/12/chartex" xmlns:cx7="http://schemas.microsoft.com/office/drawing/2016/5/13/chartex" xmlns:cx8="http://schemas.microsoft.com/office/drawing/2016/5/14/chartex" xmlns:mc="http://schemas.openxmlformats.org/markup-compatibility/2006" xmlns:aink="http://schemas.microsoft.com/office/drawing/2016/ink" xmlns:am3d="http://schemas.microsoft.com/office/drawing/2017/model3d" xmlns:o="urn:schemas-microsoft-com:office:office" xmlns:oel="http://schemas.microsoft.com/office/2019/extlst" xmlns:r="http://schemas.openxmlformats.org/officeDocument/2006/relationships" xmlns:m="http://schemas.openxmlformats.org/officeDocument/2006/math" xmlns:v="urn:schemas-microsoft-com:vml" xmlns:wp14="http://schemas.microsoft.com/office/word/2010/wordprocessingDrawing" xmlns:wp="http://schemas.openxmlformats.org/drawingml/2006/wordprocessingDrawing" xmlns:w10="urn:schemas-microsoft-com:office:word" xmlns:w="http://schemas.openxmlformats.org/wordprocessingml/2006/main" xmlns:w14="http://schemas.microsoft.com/office/word/2010/wordml" xmlns:w15="http://schemas.microsoft.com/office/word/2012/wordml" xmlns:w16cex="http://schemas.microsoft.com/office/word/2018/wordml/cex" xmlns:w16cid="http://schemas.microsoft.com/office/word/2016/wordml/cid" xmlns:w16="http://schemas.microsoft.com/office/word/2018/wordml" xmlns:w16sdtdh="http://schemas.microsoft.com/office/word/2020/wordml/sdtdatahash" xmlns:w16se="http://schemas.microsoft.com/office/word/2015/wordml/symex" xmlns:wpg="http://schemas.microsoft.com/office/word/2010/wordprocessingGroup" xmlns:wpi="http://schemas.microsoft.com/office/word/2010/wordprocessingInk" xmlns:wne="http://schemas.microsoft.com/office/word/2006/wordml" xmlns:wps="http://schemas.microsoft.com/office/word/2010/wordprocessingShape" mc:Ignorable="w14 w15 w16se w16cid w16 w16cex w16sdtdh wp14">
+  <w:p>
+    <w:pPr>
+      <w:pStyle w:val="Header"/>
+    </w:pPr>
+  </w:p>
+</w:hdr>
+</file>
+
+<file path=word/header3.xml><?xml version="1.0" encoding="utf-8"?>
+<w:hdr xmlns:wpc="http://schemas.microsoft.com/office/word/2010/wordprocessingCanvas" xmlns:cx="http://schemas.microsoft.com/office/drawing/2014/chartex" xmlns:cx1="http://schemas.microsoft.com/office/drawing/2015/9/8/chartex" xmlns:cx2="http://schemas.microsoft.com/office/drawing/2015/10/21/chartex" xmlns:cx3="http://schemas.microsoft.com/office/drawing/2016/5/9/chartex" xmlns:cx4="http://schemas.microsoft.com/office/drawing/2016/5/10/chartex" xmlns:cx5="http://schemas.microsoft.com/office/drawing/2016/5/11/chartex" xmlns:cx6="http://schemas.microsoft.com/office/drawing/2016/5/12/chartex" xmlns:cx7="http://schemas.microsoft.com/office/drawing/2016/5/13/chartex" xmlns:cx8="http://schemas.microsoft.com/office/drawing/2016/5/14/chartex" xmlns:mc="http://schemas.openxmlformats.org/markup-compatibility/2006" xmlns:aink="http://schemas.microsoft.com/office/drawing/2016/ink" xmlns:am3d="http://schemas.microsoft.com/office/drawing/2017/model3d" xmlns:o="urn:schemas-microsoft-com:office:office" xmlns:oel="http://schemas.microsoft.com/office/2019/extlst" xmlns:r="http://schemas.openxmlformats.org/officeDocument/2006/relationships" xmlns:m="http://schemas.openxmlformats.org/officeDocument/2006/math" xmlns:v="urn:schemas-microsoft-com:vml" xmlns:wp14="http://schemas.microsoft.com/office/word/2010/wordprocessingDrawing" xmlns:wp="http://schemas.openxmlformats.org/drawingml/2006/wordprocessingDrawing" xmlns:w10="urn:schemas-microsoft-com:office:word" xmlns:w="http://schemas.openxmlformats.org/wordprocessingml/2006/main" xmlns:w14="http://schemas.microsoft.com/office/word/2010/wordml" xmlns:w15="http://schemas.microsoft.com/office/word/2012/wordml" xmlns:w16cex="http://schemas.microsoft.com/office/word/2018/wordml/cex" xmlns:w16cid="http://schemas.microsoft.com/office/word/2016/wordml/cid" xmlns:w16="http://schemas.microsoft.com/office/word/2018/wordml" xmlns:w16sdtdh="http://schemas.microsoft.com/office/word/2020/wordml/sdtdatahash" xmlns:w16se="http://schemas.microsoft.com/office/word/2015/wordml/symex" xmlns:wpg="http://schemas.microsoft.com/office/word/2010/wordprocessingGroup" xmlns:wpi="http://schemas.microsoft.com/office/word/2010/wordprocessingInk" xmlns:wne="http://schemas.microsoft.com/office/word/2006/wordml" xmlns:wps="http://schemas.microsoft.com/office/word/2010/wordprocessingShape" mc:Ignorable="w14 w15 w16se w16cid w16 w16cex w16sdtdh wp14">
+  <w:p>
+    <w:pPr>
+      <w:pStyle w:val="Header"/>
+    </w:pPr>
+  </w:p>
+</w:hdr>
 </file>
 
 <file path=word/numbering.xml><?xml version="1.0" encoding="utf-8"?>

--- a/Communications/SoutheastCon_Communication_02_Short_IR_Communication.docx
+++ b/Communications/SoutheastCon_Communication_02_Short_IR_Communication.docx
@@ -1092,10 +1092,12 @@
     <w:pPr>
       <w:pStyle w:val="Footer"/>
       <w:pBdr>
-        <w:top w:val="single" w:sz="6" w:space="4" w:color="BFBFBF"/>
+        <w:top w:val="single" w:sz="6" w:space="1" w:color="BFBFBF"/>
       </w:pBdr>
-      <w:spacing w:after="120"/>
       <w:jc w:val="center"/>
+      <w:rPr>
+        <w:sz w:val="18"/>
+      </w:rPr>
     </w:pPr>
     <w:r>
       <w:rPr>
@@ -1116,25 +1118,46 @@
       <w:t xml:space="preserve">— Short IR Communication * Communication * Page </w:t>
     </w:r>
     <w:r>
+      <w:rPr>
+        <w:sz w:val="18"/>
+      </w:rPr>
       <w:fldChar w:fldCharType="begin"/>
     </w:r>
     <w:r>
+      <w:rPr>
+        <w:sz w:val="18"/>
+      </w:rPr>
       <w:instrText xml:space="preserve"> PAGE </w:instrText>
     </w:r>
     <w:r>
+      <w:rPr>
+        <w:sz w:val="18"/>
+      </w:rPr>
       <w:fldChar w:fldCharType="separate"/>
     </w:r>
     <w:r>
+      <w:rPr>
+        <w:sz w:val="18"/>
+      </w:rPr>
       <w:t>1</w:t>
     </w:r>
     <w:r>
+      <w:rPr>
+        <w:sz w:val="18"/>
+      </w:rPr>
       <w:fldChar w:fldCharType="end"/>
     </w:r>
   </w:p>
   <w:p>
     <w:pPr>
       <w:pStyle w:val="Footer"/>
+      <w:pBdr>
+        <w:top w:val="single" w:sz="6" w:space="1" w:color="BFBFBF"/>
+      </w:pBdr>
       <w:jc w:val="center"/>
+      <w:rPr>
+        <w:sz w:val="18"/>
+      </w:rPr>
     </w:pPr>
     <w:r>
       <w:rPr>
@@ -1174,7 +1197,6 @@
     </w:r>
     <w:r>
       <w:rPr>
-        <w:noProof/>
         <w:sz w:val="18"/>
       </w:rPr>
       <w:t>October 2, 2026 7:44 PM</w:t>
